--- a/projects/29_sees_your_last_day/마지막 날이 보이는 남자_작가 무료회차 1차_한국어 번역본.docx
+++ b/projects/29_sees_your_last_day/마지막 날이 보이는 남자_작가 무료회차 1차_한국어 번역본.docx
@@ -61,7 +61,7 @@
           <w:color w:val="595959"/>
           <w:sz w:val="20"/>
         </w:rPr>
-        <w:t>인물: 잭, 랜스, 클로이, 의사, 경비원</w:t>
+        <w:t>인물: 잭, 데릭, 니콜, 의사, 경비원</w:t>
       </w:r>
     </w:p>
     <w:p>
@@ -75,7 +75,7 @@
           <w:color w:val="404040"/>
           <w:sz w:val="21"/>
         </w:rPr>
-        <w:t>△ 잭【자막: Jack Reed / Waiter / 레스토랑 종업원】이 구겨진 레스토랑 종업원 제복을 입은 채, 접수대 위를 세게 내리친다.</w:t>
+        <w:t>△ 잭【자막: Jack Sullivan / Waiter / 레스토랑 종업원】이 구겨진 레스토랑 종업원 제복을 입은 채, 접수대 위를 세게 내리친다.</w:t>
       </w:r>
     </w:p>
     <w:p>
@@ -119,7 +119,7 @@
           <w:color w:val="404040"/>
           <w:sz w:val="21"/>
         </w:rPr>
-        <w:t>△ 랜스【자막: Lance Cromwell / Executive of the Carter Group / 카터 그룹 고위 임원】가 다가온다.</w:t>
+        <w:t>△ 데릭【자막: Derek Whitmore / Executive of the Carter Group / 카터 그룹 고위 임원】가 다가온다.</w:t>
       </w:r>
     </w:p>
     <w:p>
@@ -132,7 +132,7 @@
           <w:b/>
           <w:sz w:val="21"/>
         </w:rPr>
-        <w:t>랜스</w:t>
+        <w:t>데릭</w:t>
       </w:r>
       <w:r>
         <w:rPr>
@@ -163,7 +163,7 @@
           <w:color w:val="404040"/>
           <w:sz w:val="21"/>
         </w:rPr>
-        <w:t>△ 잭이 다가가 랜스의 손을 붙잡는다.</w:t>
+        <w:t>△ 잭이 다가가 데릭의 손을 붙잡는다.</w:t>
       </w:r>
     </w:p>
     <w:p>
@@ -193,7 +193,7 @@
           <w:b w:val="0"/>
           <w:sz w:val="21"/>
         </w:rPr>
-        <w:t>: 랜스! 너한테 든 보험은 절대 문제없다고 했잖아?!</w:t>
+        <w:t>: 데릭! 너한테 든 보험은 절대 문제없다고 했잖아?!</w:t>
       </w:r>
     </w:p>
     <w:p>
@@ -207,7 +207,7 @@
           <w:color w:val="404040"/>
           <w:sz w:val="21"/>
         </w:rPr>
-        <w:t>△ 랜스가 냉소를 지으며 잭의 손을 뿌리친다.</w:t>
+        <w:t>△ 데릭이 냉소를 지으며 잭의 손을 뿌리친다.</w:t>
       </w:r>
     </w:p>
     <w:p>
@@ -220,7 +220,7 @@
           <w:b/>
           <w:sz w:val="21"/>
         </w:rPr>
-        <w:t>랜스</w:t>
+        <w:t>데릭</w:t>
       </w:r>
       <w:r>
         <w:rPr>
@@ -258,7 +258,7 @@
           <w:b w:val="0"/>
           <w:sz w:val="21"/>
         </w:rPr>
-        <w:t>: 랜스, 난 계속 널 최고의 형제로 생각했다고!</w:t>
+        <w:t>: 데릭, 난 계속 널 최고의 형제로 생각했다고!</w:t>
       </w:r>
     </w:p>
     <w:p>
@@ -272,7 +272,7 @@
           <w:color w:val="404040"/>
           <w:sz w:val="21"/>
         </w:rPr>
-        <w:t>△ 랜스가 경멸하는 눈빛으로 잭을 훑어본다.</w:t>
+        <w:t>△ 데릭이 경멸하는 눈빛으로 잭을 훑어본다.</w:t>
       </w:r>
     </w:p>
     <w:p>
@@ -285,7 +285,7 @@
           <w:b/>
           <w:sz w:val="21"/>
         </w:rPr>
-        <w:t>랜스</w:t>
+        <w:t>데릭</w:t>
       </w:r>
       <w:r>
         <w:rPr>
@@ -307,7 +307,7 @@
           <w:color w:val="404040"/>
           <w:sz w:val="21"/>
         </w:rPr>
-        <w:t>△ 클로이【자막: Chloe / Jack's Ex-wife / 잭의 전처】가 다가와 랜스의 팔짱을 끼고, 그의 얼굴에 가볍게 입 맞춘다.</w:t>
+        <w:t>△ 니콜【자막: Nicole / Jack's Ex-wife / 잭의 전처】가 다가와 데릭의 팔짱을 끼고, 그의 얼굴에 가볍게 입 맞춘다.</w:t>
       </w:r>
     </w:p>
     <w:p>
@@ -321,7 +321,7 @@
           <w:color w:val="404040"/>
           <w:sz w:val="21"/>
         </w:rPr>
-        <w:t>△ 잭이 충격받은 얼굴로 클로이를 바라본다.</w:t>
+        <w:t>△ 잭이 충격받은 얼굴로 니콜을 바라본다.</w:t>
       </w:r>
     </w:p>
     <w:p>
@@ -351,7 +351,7 @@
           <w:b w:val="0"/>
           <w:sz w:val="21"/>
         </w:rPr>
-        <w:t>: 클로이?! 너희 언제부터 이런 사이였어?!</w:t>
+        <w:t>: 니콜?! 너희 언제부터 이런 사이였어?!</w:t>
       </w:r>
     </w:p>
     <w:p>
@@ -364,7 +364,7 @@
           <w:b/>
           <w:sz w:val="21"/>
         </w:rPr>
-        <w:t>클로이</w:t>
+        <w:t>니콜</w:t>
       </w:r>
       <w:r>
         <w:rPr>
@@ -381,7 +381,7 @@
           <w:b w:val="0"/>
           <w:sz w:val="21"/>
         </w:rPr>
-        <w:t>: 나 랜스랑 사귄 지 5년 됐어. 많은 경우, 바로 네 침대 위에서 했지.</w:t>
+        <w:t>: 나 데릭이랑 사귄 지 5년 됐어. 많은 경우, 바로 네 침대 위에서 했지.</w:t>
       </w:r>
     </w:p>
     <w:p>
@@ -395,7 +395,7 @@
           <w:color w:val="404040"/>
           <w:sz w:val="21"/>
         </w:rPr>
-        <w:t>△ 잭이 분한 얼굴로 랜스와 클로이를 바라보며, 두 손을 꽉 쥐어 주먹을 만든다.</w:t>
+        <w:t>△ 잭이 분한 얼굴로 데릭과 니콜을 바라보며, 두 손을 꽉 쥐어 주먹을 만든다.</w:t>
       </w:r>
     </w:p>
     <w:p>
@@ -438,7 +438,7 @@
           <w:b/>
           <w:sz w:val="21"/>
         </w:rPr>
-        <w:t>클로이</w:t>
+        <w:t>니콜</w:t>
       </w:r>
       <w:r>
         <w:rPr>
@@ -455,7 +455,7 @@
           <w:b w:val="0"/>
           <w:sz w:val="21"/>
         </w:rPr>
-        <w:t>: 그렇게 듣기 싫게 말하지 마, 난 그냥 더 뛰어난 남자를 선택한 거야. 너 같은 밑바닥 쓰레기는 랜스 구두 닦을 자격도 없어.</w:t>
+        <w:t>: 그렇게 듣기 싫게 말하지 마, 난 그냥 더 뛰어난 남자를 선택한 거야. 너 같은 밑바닥 쓰레기는 데릭 구두 닦을 자격도 없어.</w:t>
       </w:r>
     </w:p>
     <w:p>
@@ -469,7 +469,7 @@
           <w:color w:val="404040"/>
           <w:sz w:val="21"/>
         </w:rPr>
-        <w:t>△ 클로이가 카운터 위의 진료 기록부를 집어 들어 흘끗 본다.</w:t>
+        <w:t>△ 니콜이 카운터 위의 진료 기록부를 집어 들어 흘끗 본다.</w:t>
       </w:r>
     </w:p>
     <w:p>
@@ -496,7 +496,7 @@
           <w:b/>
           <w:sz w:val="21"/>
         </w:rPr>
-        <w:t>클로이</w:t>
+        <w:t>니콜</w:t>
       </w:r>
       <w:r>
         <w:rPr>
@@ -527,7 +527,7 @@
           <w:color w:val="404040"/>
           <w:sz w:val="21"/>
         </w:rPr>
-        <w:t>△ 잭이 믿기지 않는다는 얼굴로 클로이를 바라본다, 두 눈이 새빨갛다.</w:t>
+        <w:t>△ 잭이 믿기지 않는다는 얼굴로 니콜을 바라본다, 두 눈이 새빨갛다.</w:t>
       </w:r>
     </w:p>
     <w:p>
@@ -557,7 +557,7 @@
           <w:b w:val="0"/>
           <w:sz w:val="21"/>
         </w:rPr>
-        <w:t>: 클로이, 그건 이혼할 때 내가 집이랑 차, 게다가 우리 아버지가 남긴 100만 달러 유산까지 전부 너한테 줬기 때문이잖아!</w:t>
+        <w:t>: 니콜, 그건 이혼할 때 내가 집이랑 차, 게다가 우리 아버지가 남긴 100만 달러 유산까지 전부 너한테 줬기 때문이잖아!</w:t>
       </w:r>
     </w:p>
     <w:p>
@@ -570,7 +570,7 @@
           <w:b/>
           <w:sz w:val="21"/>
         </w:rPr>
-        <w:t>클로이</w:t>
+        <w:t>니콜</w:t>
       </w:r>
       <w:r>
         <w:rPr>
@@ -635,7 +635,7 @@
           <w:b/>
           <w:sz w:val="21"/>
         </w:rPr>
-        <w:t>클로이</w:t>
+        <w:t>니콜</w:t>
       </w:r>
       <w:r>
         <w:rPr>
@@ -666,7 +666,7 @@
           <w:color w:val="404040"/>
           <w:sz w:val="21"/>
         </w:rPr>
-        <w:t>△ 랜스가 한 걸음 다가서서, 재미있다는 듯 잭을 바라본다.</w:t>
+        <w:t>△ 데릭이 한 걸음 다가서서, 재미있다는 듯 잭을 바라본다.</w:t>
       </w:r>
     </w:p>
     <w:p>
@@ -679,15 +679,15 @@
           <w:b/>
           <w:sz w:val="21"/>
         </w:rPr>
-        <w:t>랜스</w:t>
-      </w:r>
-      <w:r>
-        <w:rPr>
-          <w:rFonts w:ascii="맑은 고딕" w:hAnsi="맑은 고딕" w:eastAsia="맑은 고딕"/>
-          <w:b w:val="0"/>
-          <w:sz w:val="21"/>
-        </w:rPr>
-        <w:t>: 네가 그동안 클로이를 대신 먹여 살려준 걸 봐서, 내가 도와줄 수 있어, 대신 조건이 하나 있어.</w:t>
+        <w:t>데릭</w:t>
+      </w:r>
+      <w:r>
+        <w:rPr>
+          <w:rFonts w:ascii="맑은 고딕" w:hAnsi="맑은 고딕" w:eastAsia="맑은 고딕"/>
+          <w:b w:val="0"/>
+          <w:sz w:val="21"/>
+        </w:rPr>
+        <w:t>: 네가 그동안 니콜을 대신 먹여 살려준 걸 봐서, 내가 도와줄 수 있어, 대신 조건이 하나 있어.</w:t>
       </w:r>
     </w:p>
     <w:p>
@@ -731,7 +731,7 @@
           <w:color w:val="404040"/>
           <w:sz w:val="21"/>
         </w:rPr>
-        <w:t>△ 랜스가 웃으며 자기 발 한쪽을 내민다.</w:t>
+        <w:t>△ 데릭이 웃으며 자기 발 한쪽을 내민다.</w:t>
       </w:r>
     </w:p>
     <w:p>
@@ -745,7 +745,7 @@
           <w:color w:val="404040"/>
           <w:sz w:val="21"/>
         </w:rPr>
-        <w:t>△ 【클로즈업】 랜스의 구두 위에 오물이 잔뜩 묻어 있다.</w:t>
+        <w:t>△ 【클로즈업】 데릭의 구두 위에 오물이 잔뜩 묻어 있다.</w:t>
       </w:r>
     </w:p>
     <w:p>
@@ -758,7 +758,7 @@
           <w:b/>
           <w:sz w:val="21"/>
         </w:rPr>
-        <w:t>랜스</w:t>
+        <w:t>데릭</w:t>
       </w:r>
       <w:r>
         <w:rPr>
@@ -789,7 +789,7 @@
           <w:color w:val="404040"/>
           <w:sz w:val="21"/>
         </w:rPr>
-        <w:t>△ 잭의 얼굴빛이 확 변하더니, 벌컥 달려들어 랜스의 옷깃을 붙잡으려 손을 뻗는다.</w:t>
+        <w:t>△ 잭의 얼굴빛이 확 변하더니, 벌컥 달려들어 데릭의 옷깃을 붙잡으려 손을 뻗는다.</w:t>
       </w:r>
     </w:p>
     <w:p>
@@ -847,7 +847,7 @@
           <w:color w:val="404040"/>
           <w:sz w:val="21"/>
         </w:rPr>
-        <w:t>△ 랜스가 위에서 내려다보듯 바닥에 눌려 꼼짝 못 하는 잭을 바라보다가, 침을 한 번 잭의 얼굴에 뱉는다.</w:t>
+        <w:t>△ 데릭이 위에서 내려다보듯 바닥에 눌려 꼼짝 못 하는 잭을 바라보다가, 침을 한 번 잭의 얼굴에 뱉는다.</w:t>
       </w:r>
     </w:p>
     <w:p>
@@ -860,7 +860,7 @@
           <w:b/>
           <w:sz w:val="21"/>
         </w:rPr>
-        <w:t>랜스</w:t>
+        <w:t>데릭</w:t>
       </w:r>
       <w:r>
         <w:rPr>
@@ -869,7 +869,7 @@
           <w:color w:val="595959"/>
           <w:sz w:val="21"/>
         </w:rPr>
-        <w:t>(클로이를 꽉 끌어안으며, 피식)</w:t>
+        <w:t>(니콜을 꽉 끌어안으며, 피식)</w:t>
       </w:r>
       <w:r>
         <w:rPr>
@@ -891,7 +891,7 @@
           <w:color w:val="404040"/>
           <w:sz w:val="21"/>
         </w:rPr>
-        <w:t>△ 랜스가 손을 휘휘 젓는다.</w:t>
+        <w:t>△ 데릭이 손을 휘휘 젓는다.</w:t>
       </w:r>
     </w:p>
     <w:p>
@@ -904,7 +904,7 @@
           <w:b/>
           <w:sz w:val="21"/>
         </w:rPr>
-        <w:t>랜스</w:t>
+        <w:t>데릭</w:t>
       </w:r>
       <w:r>
         <w:rPr>
@@ -1007,7 +1007,7 @@
           <w:b w:val="0"/>
           <w:sz w:val="21"/>
         </w:rPr>
-        <w:t>: 젠장! 랜스! 클로이! 반드시 너희가 대가를 치르게 만들 거야!</w:t>
+        <w:t>: 젠장! 데릭! 니콜! 반드시 너희가 대가를 치르게 만들 거야!</w:t>
       </w:r>
     </w:p>
     <w:p>
@@ -3051,7 +3051,7 @@
           <w:color w:val="595959"/>
           <w:sz w:val="20"/>
         </w:rPr>
-        <w:t>인물: 잭, 잭의 어머니, 랜스, 클로이, 의사</w:t>
+        <w:t>인물: 잭, 잭의 어머니, 데릭, 니콜, 의사</w:t>
       </w:r>
     </w:p>
     <w:p>
@@ -3065,7 +3065,7 @@
           <w:color w:val="404040"/>
           <w:sz w:val="21"/>
         </w:rPr>
-        <w:t>△ 랜스가 무심하게 병상 위의 잭의 어머니를 바라본다. 클로이는 옆에서 무료한 듯 립스틱을 고쳐 바르고 있다.</w:t>
+        <w:t>△ 데릭이 무심하게 병상 위의 잭의 어머니를 바라본다. 니콜은 옆에서 무료한 듯 립스틱을 고쳐 바르고 있다.</w:t>
       </w:r>
     </w:p>
     <w:p>
@@ -3078,7 +3078,7 @@
           <w:b/>
           <w:sz w:val="21"/>
         </w:rPr>
-        <w:t>랜스</w:t>
+        <w:t>데릭</w:t>
       </w:r>
       <w:r>
         <w:rPr>
@@ -3138,7 +3138,7 @@
           <w:b/>
           <w:sz w:val="21"/>
         </w:rPr>
-        <w:t>랜스</w:t>
+        <w:t>데릭</w:t>
       </w:r>
       <w:r>
         <w:rPr>
@@ -3160,7 +3160,7 @@
           <w:color w:val="404040"/>
           <w:sz w:val="21"/>
         </w:rPr>
-        <w:t>△ 랜스가 거칠게 손을 뻗어 산소 호스를 잡으려 한다.</w:t>
+        <w:t>△ 데릭이 거칠게 손을 뻗어 산소 호스를 잡으려 한다.</w:t>
       </w:r>
     </w:p>
     <w:p>
@@ -3188,7 +3188,7 @@
           <w:color w:val="404040"/>
           <w:sz w:val="21"/>
         </w:rPr>
-        <w:t>△ 잭이 병실로 뛰어 들어와 랜스를 힘껏 밀쳐낸다.</w:t>
+        <w:t>△ 잭이 병실로 뛰어 들어와 데릭을 힘껏 밀쳐낸다.</w:t>
       </w:r>
     </w:p>
     <w:p>
@@ -3218,7 +3218,7 @@
           <w:b w:val="0"/>
           <w:sz w:val="21"/>
         </w:rPr>
-        <w:t>: 랜스! 뭐 하는 짓이야?!</w:t>
+        <w:t>: 데릭! 뭐 하는 짓이야?!</w:t>
       </w:r>
     </w:p>
     <w:p>
@@ -3232,7 +3232,7 @@
           <w:color w:val="404040"/>
           <w:sz w:val="21"/>
         </w:rPr>
-        <w:t>△ 랜스가 자리에 서서 자기 옷깃을 매만진다.</w:t>
+        <w:t>△ 데릭이 자리에 서서 자기 옷깃을 매만진다.</w:t>
       </w:r>
     </w:p>
     <w:p>
@@ -3245,7 +3245,7 @@
           <w:b/>
           <w:sz w:val="21"/>
         </w:rPr>
-        <w:t>랜스</w:t>
+        <w:t>데릭</w:t>
       </w:r>
       <w:r>
         <w:rPr>
@@ -3320,7 +3320,7 @@
           <w:color w:val="404040"/>
           <w:sz w:val="21"/>
         </w:rPr>
-        <w:t>△ 클로이가 믿기지 않는다는 듯 바닥에 가득한 지폐를 응시하며, 탐욕스럽게 침을 꿀꺽 삼킨다.</w:t>
+        <w:t>△ 니콜이 믿기지 않는다는 듯 바닥에 가득한 지폐를 응시하며, 탐욕스럽게 침을 꿀꺽 삼킨다.</w:t>
       </w:r>
     </w:p>
     <w:p>
@@ -3333,7 +3333,7 @@
           <w:b/>
           <w:sz w:val="21"/>
         </w:rPr>
-        <w:t>클로이</w:t>
+        <w:t>니콜</w:t>
       </w:r>
       <w:r>
         <w:rPr>
@@ -3394,7 +3394,7 @@
           <w:color w:val="404040"/>
           <w:sz w:val="21"/>
         </w:rPr>
-        <w:t>△ 랜스가 놀란 표정을 거두고 차가운 웃음을 짓는다.</w:t>
+        <w:t>△ 데릭이 놀란 표정을 거두고 차가운 웃음을 짓는다.</w:t>
       </w:r>
     </w:p>
     <w:p>
@@ -3407,7 +3407,7 @@
           <w:b/>
           <w:sz w:val="21"/>
         </w:rPr>
-        <w:t>랜스</w:t>
+        <w:t>데릭</w:t>
       </w:r>
       <w:r>
         <w:rPr>
@@ -3995,7 +3995,7 @@
           <w:color w:val="595959"/>
           <w:sz w:val="20"/>
         </w:rPr>
-        <w:t>인물: 잭, 랜스, 클로이, 레이첼, 비서, 의사, 경비원</w:t>
+        <w:t>인물: 잭, 데릭, 니콜, 레이첼, 비서, 의사, 경비원</w:t>
       </w:r>
     </w:p>
     <w:p>
@@ -4009,7 +4009,7 @@
           <w:color w:val="404040"/>
           <w:sz w:val="21"/>
         </w:rPr>
-        <w:t>△ 잭이 냉담하게 랜스를 노려본다.</w:t>
+        <w:t>△ 잭이 냉담하게 데릭을 노려본다.</w:t>
       </w:r>
     </w:p>
     <w:p>
@@ -4043,7 +4043,7 @@
           <w:b/>
           <w:sz w:val="21"/>
         </w:rPr>
-        <w:t>클로이</w:t>
+        <w:t>니콜</w:t>
       </w:r>
       <w:r>
         <w:rPr>
@@ -4074,7 +4074,7 @@
           <w:color w:val="404040"/>
           <w:sz w:val="21"/>
         </w:rPr>
-        <w:t>△ 클로이가 몸을 숙여 탐욕스럽게 바닥의 달러 뭉치를 한 다발 한 다발 주워 자기 품에 꽉 끌어안는다.</w:t>
+        <w:t>△ 니콜이 몸을 숙여 탐욕스럽게 바닥의 달러 뭉치를 한 다발 한 다발 주워 자기 품에 꽉 끌어안는다.</w:t>
       </w:r>
     </w:p>
     <w:p>
@@ -4087,7 +4087,7 @@
           <w:b/>
           <w:sz w:val="21"/>
         </w:rPr>
-        <w:t>클로이</w:t>
+        <w:t>니콜</w:t>
       </w:r>
       <w:r>
         <w:rPr>
@@ -4162,7 +4162,7 @@
           <w:color w:val="404040"/>
           <w:sz w:val="21"/>
         </w:rPr>
-        <w:t>△ 잭이 클로이를 향해 돌진하지만, 경비원에게 막힌다.</w:t>
+        <w:t>△ 잭이 니콜을 향해 돌진하지만, 경비원에게 막힌다.</w:t>
       </w:r>
     </w:p>
     <w:p>
@@ -4176,7 +4176,7 @@
           <w:color w:val="404040"/>
           <w:sz w:val="21"/>
         </w:rPr>
-        <w:t>△ 랜스가 차갑게 웃으며 잭의 얼굴을 툭툭 두드린다.</w:t>
+        <w:t>△ 데릭이 차갑게 웃으며 잭의 얼굴을 툭툭 두드린다.</w:t>
       </w:r>
     </w:p>
     <w:p>
@@ -4189,7 +4189,7 @@
           <w:b/>
           <w:sz w:val="21"/>
         </w:rPr>
-        <w:t>랜스</w:t>
+        <w:t>데릭</w:t>
       </w:r>
       <w:r>
         <w:rPr>
@@ -4211,7 +4211,7 @@
           <w:color w:val="404040"/>
           <w:sz w:val="21"/>
         </w:rPr>
-        <w:t>△ 랜스가 앞으로 나서서 잭 어머니의 산소 호스를 확 붙잡는다, 눈빛이 차갑다.</w:t>
+        <w:t>△ 데릭이 앞으로 나서서 잭 어머니의 산소 호스를 확 붙잡는다, 눈빛이 차갑다.</w:t>
       </w:r>
     </w:p>
     <w:p>
@@ -4296,7 +4296,7 @@
           <w:color w:val="595959"/>
           <w:sz w:val="20"/>
         </w:rPr>
-        <w:t>인물: 잭, 랜스, 클로이, 레이첼, 비서, 의사, 경비원</w:t>
+        <w:t>인물: 잭, 데릭, 니콜, 레이첼, 비서, 의사, 경비원</w:t>
       </w:r>
     </w:p>
     <w:p>
@@ -4324,7 +4324,7 @@
           <w:color w:val="404040"/>
           <w:sz w:val="21"/>
         </w:rPr>
-        <w:t>△ 클로이가 미간을 찌푸리며 레이첼을 위아래로 훑어본다.</w:t>
+        <w:t>△ 니콜이 미간을 찌푸리며 레이첼을 위아래로 훑어본다.</w:t>
       </w:r>
     </w:p>
     <w:p>
@@ -4337,7 +4337,7 @@
           <w:b/>
           <w:sz w:val="21"/>
         </w:rPr>
-        <w:t>클로이</w:t>
+        <w:t>니콜</w:t>
       </w:r>
       <w:r>
         <w:rPr>
@@ -4368,7 +4368,7 @@
           <w:color w:val="404040"/>
           <w:sz w:val="21"/>
         </w:rPr>
-        <w:t>△ "짝" 하는 소리와 함께 비서가 다가가 클로이의 뺨을 세게 후려친다.</w:t>
+        <w:t>△ "짝" 하는 소리와 함께 비서가 다가가 니콜의 뺨을 세게 후려친다.</w:t>
       </w:r>
     </w:p>
     <w:p>
@@ -4382,7 +4382,7 @@
           <w:color w:val="404040"/>
           <w:sz w:val="21"/>
         </w:rPr>
-        <w:t>△ 클로이가 맞아서 고개가 홱 돌아가고, 손에 있던 지폐가 바닥에 흩어지며, 뺨이 순식간에 붉게 부어오른다.</w:t>
+        <w:t>△ 니콜이 맞아서 고개가 홱 돌아가고, 손에 있던 지폐가 바닥에 흩어지며, 뺨이 순식간에 붉게 부어오른다.</w:t>
       </w:r>
     </w:p>
     <w:p>
@@ -4395,7 +4395,7 @@
           <w:b/>
           <w:sz w:val="21"/>
         </w:rPr>
-        <w:t>클로이</w:t>
+        <w:t>니콜</w:t>
       </w:r>
       <w:r>
         <w:rPr>
@@ -4426,7 +4426,7 @@
           <w:color w:val="404040"/>
           <w:sz w:val="21"/>
         </w:rPr>
-        <w:t>△ 클로이가 손을 들어 비서에게 달려들려 하자 랜스가 그녀의 손목을 꽉 붙잡는다.</w:t>
+        <w:t>△ 니콜이 손을 들어 비서에게 달려들려 하자 데릭이 그녀의 손목을 꽉 붙잡는다.</w:t>
       </w:r>
     </w:p>
     <w:p>
@@ -4440,7 +4440,7 @@
           <w:color w:val="404040"/>
           <w:sz w:val="21"/>
         </w:rPr>
-        <w:t>△ 【클로즈업】 랜스의 이마에 식은땀이 가득하고, 눈빛엔 두려움이 가득한 채 레이첼을 쏘아본다.</w:t>
+        <w:t>△ 【클로즈업】 데릭의 이마에 식은땀이 가득하고, 눈빛엔 두려움이 가득한 채 레이첼을 쏘아본다.</w:t>
       </w:r>
     </w:p>
     <w:p>
@@ -4453,7 +4453,7 @@
           <w:b/>
           <w:sz w:val="21"/>
         </w:rPr>
-        <w:t>클로이</w:t>
+        <w:t>니콜</w:t>
       </w:r>
       <w:r>
         <w:rPr>
@@ -4470,7 +4470,7 @@
           <w:b w:val="0"/>
           <w:sz w:val="21"/>
         </w:rPr>
-        <w:t>: 랜스, 뭐 하는 거야?! 내가 저것들 버릇을 고쳐놔야겠어!</w:t>
+        <w:t>: 데릭, 뭐 하는 거야?! 내가 저것들 버릇을 고쳐놔야겠어!</w:t>
       </w:r>
     </w:p>
     <w:p>
@@ -4483,7 +4483,7 @@
           <w:b/>
           <w:sz w:val="21"/>
         </w:rPr>
-        <w:t>랜스</w:t>
+        <w:t>데릭</w:t>
       </w:r>
       <w:r>
         <w:rPr>
@@ -4514,7 +4514,7 @@
           <w:color w:val="404040"/>
           <w:sz w:val="21"/>
         </w:rPr>
-        <w:t>△ 레이첼이 차갑게 웃으며 랜스를 힐끗 보더니, 곧장 잭의 곁으로 걸어간다.</w:t>
+        <w:t>△ 레이첼이 차갑게 웃으며 데릭을 힐끗 보더니, 곧장 잭의 곁으로 걸어간다.</w:t>
       </w:r>
     </w:p>
     <w:p>
@@ -4630,7 +4630,7 @@
           <w:color w:val="404040"/>
           <w:sz w:val="21"/>
         </w:rPr>
-        <w:t>△ 랜스가 질투 어린 눈으로 잭을 노려본다.</w:t>
+        <w:t>△ 데릭이 질투 어린 눈으로 잭을 노려본다.</w:t>
       </w:r>
     </w:p>
     <w:p>
@@ -4643,7 +4643,7 @@
           <w:b/>
           <w:sz w:val="21"/>
         </w:rPr>
-        <w:t>랜스</w:t>
+        <w:t>데릭</w:t>
       </w:r>
       <w:r>
         <w:rPr>
@@ -4674,7 +4674,7 @@
           <w:color w:val="404040"/>
           <w:sz w:val="21"/>
         </w:rPr>
-        <w:t>△ 클로이가 얼굴을 감싸 쥐고, 경멸하는 눈으로 잭을 바라본다.</w:t>
+        <w:t>△ 니콜이 얼굴을 감싸 쥐고, 경멸하는 눈으로 잭을 바라본다.</w:t>
       </w:r>
     </w:p>
     <w:p>
@@ -4687,7 +4687,7 @@
           <w:b/>
           <w:sz w:val="21"/>
         </w:rPr>
-        <w:t>클로이</w:t>
+        <w:t>니콜</w:t>
       </w:r>
       <w:r>
         <w:rPr>
@@ -4718,7 +4718,7 @@
           <w:color w:val="404040"/>
           <w:sz w:val="21"/>
         </w:rPr>
-        <w:t>△ 레이첼의 눈빛이 싸늘해지더니, 다가가 손등으로 클로이의 뺨을 다시 한번 요란하게 후려친다.</w:t>
+        <w:t>△ 레이첼의 눈빛이 싸늘해지더니, 다가가 손등으로 니콜의 뺨을 다시 한번 요란하게 후려친다.</w:t>
       </w:r>
     </w:p>
     <w:p>
@@ -4732,7 +4732,7 @@
           <w:color w:val="404040"/>
           <w:sz w:val="21"/>
         </w:rPr>
-        <w:t>△ 클로이가 맞아서 휘청거리며 바닥에 주저앉는다.</w:t>
+        <w:t>△ 니콜이 맞아서 휘청거리며 바닥에 주저앉는다.</w:t>
       </w:r>
     </w:p>
     <w:p>
@@ -4811,7 +4811,7 @@
           <w:color w:val="404040"/>
           <w:sz w:val="21"/>
         </w:rPr>
-        <w:t>△ 의사와 경비원이 함께 재빠르게 병상을 밀며 병실을 나선다. 랜스가 클로이에게 눈짓을 보내고, 사람들 뒤를 바짝 따라 문밖으로 걸어간다.</w:t>
+        <w:t>△ 의사와 경비원이 함께 재빠르게 병상을 밀며 병실을 나선다. 데릭이 니콜에게 눈짓을 보내고, 사람들 뒤를 바짝 따라 문밖으로 걸어간다.</w:t>
       </w:r>
     </w:p>
     <w:p>
@@ -4841,7 +4841,7 @@
           <w:b w:val="0"/>
           <w:sz w:val="21"/>
         </w:rPr>
-        <w:t>: 거기 서! 랜스, 내가 가라고 했어? 설명해봐, 내 약혼자 의료보험이 왜 거절당한 거지?</w:t>
+        <w:t>: 거기 서! 데릭, 내가 가라고 했어? 설명해봐, 내 약혼자 의료보험이 왜 거절당한 거지?</w:t>
       </w:r>
     </w:p>
     <w:p>
@@ -4855,7 +4855,7 @@
           <w:color w:val="404040"/>
           <w:sz w:val="21"/>
         </w:rPr>
-        <w:t>△ 랜스가 그 자리에 멈춰 서서, 몸을 돌려 억지웃음을 짜낸다.</w:t>
+        <w:t>△ 데릭이 그 자리에 멈춰 서서, 몸을 돌려 억지웃음을 짜낸다.</w:t>
       </w:r>
     </w:p>
     <w:p>
@@ -4868,7 +4868,7 @@
           <w:b/>
           <w:sz w:val="21"/>
         </w:rPr>
-        <w:t>랜스</w:t>
+        <w:t>데릭</w:t>
       </w:r>
       <w:r>
         <w:rPr>
@@ -4899,7 +4899,7 @@
           <w:color w:val="404040"/>
           <w:sz w:val="21"/>
         </w:rPr>
-        <w:t>△ 비서가 즉시 손에 든 태블릿 화면을 랜스의 얼굴에 들이민다.</w:t>
+        <w:t>△ 비서가 즉시 손에 든 태블릿 화면을 데릭의 얼굴에 들이민다.</w:t>
       </w:r>
     </w:p>
     <w:p>
@@ -4943,7 +4943,7 @@
           <w:color w:val="404040"/>
           <w:sz w:val="21"/>
         </w:rPr>
-        <w:t>△ 랜스의 얼굴이 사색이 된다.</w:t>
+        <w:t>△ 데릭의 얼굴이 사색이 된다.</w:t>
       </w:r>
     </w:p>
     <w:p>
@@ -4973,7 +4973,7 @@
           <w:b w:val="0"/>
           <w:sz w:val="21"/>
         </w:rPr>
-        <w:t>: 랜스, 넌 회사 규정을 심각하게 위반했을 뿐 아니라 우리 카터 그룹의 명예까지 훼손했어! 너 정식으로 해고야. 그리고 장담하는데, 넌 평생 이 바닥에서 일자리 못 구할 줄 알아!</w:t>
+        <w:t>: 데릭, 넌 회사 규정을 심각하게 위반했을 뿐 아니라 우리 카터 그룹의 명예까지 훼손했어! 너 정식으로 해고야. 그리고 장담하는데, 넌 평생 이 바닥에서 일자리 못 구할 줄 알아!</w:t>
       </w:r>
     </w:p>
     <w:p>
@@ -4987,7 +4987,7 @@
           <w:color w:val="404040"/>
           <w:sz w:val="21"/>
         </w:rPr>
-        <w:t>△ 랜스가 절망하며 바닥에 주저앉는다.</w:t>
+        <w:t>△ 데릭이 절망하며 바닥에 주저앉는다.</w:t>
       </w:r>
     </w:p>
     <w:p>
@@ -5031,7 +5031,7 @@
           <w:color w:val="404040"/>
           <w:sz w:val="21"/>
         </w:rPr>
-        <w:t>△ 레이첼과 잭 일행이 병실을 떠나고, 클로이가 그들의 뒷모습을 바라보며 분한 표정을 짓는다.</w:t>
+        <w:t>△ 레이첼과 잭 일행이 병실을 떠나고, 니콜이 그들의 뒷모습을 바라보며 분한 표정을 짓는다.</w:t>
       </w:r>
     </w:p>
     <w:p>
@@ -5044,7 +5044,7 @@
           <w:b/>
           <w:sz w:val="21"/>
         </w:rPr>
-        <w:t>클로이</w:t>
+        <w:t>니콜</w:t>
       </w:r>
       <w:r>
         <w:rPr>
@@ -5075,7 +5075,7 @@
           <w:color w:val="404040"/>
           <w:sz w:val="21"/>
         </w:rPr>
-        <w:t>△ 랜스가 두 주먹을 꽉 쥐고, 얼굴에 독기를 띤다.</w:t>
+        <w:t>△ 데릭이 두 주먹을 꽉 쥐고, 얼굴에 독기를 띤다.</w:t>
       </w:r>
     </w:p>
     <w:p>
@@ -5088,7 +5088,7 @@
           <w:b/>
           <w:sz w:val="21"/>
         </w:rPr>
-        <w:t>랜스</w:t>
+        <w:t>데릭</w:t>
       </w:r>
       <w:r>
         <w:rPr>
@@ -5905,7 +5905,7 @@
           <w:color w:val="595959"/>
           <w:sz w:val="20"/>
         </w:rPr>
-        <w:t>인물: 잭, 레이첼, 마이크, 아서, 부하, 하객들</w:t>
+        <w:t>인물: 잭, 레이첼, 프레스턴, 아서, 부하, 하객들</w:t>
       </w:r>
     </w:p>
     <w:p>
@@ -5947,7 +5947,7 @@
           <w:color w:val="404040"/>
           <w:sz w:val="21"/>
         </w:rPr>
-        <w:t>△ 마이크【자막: Mike Carter / 레이첼의 오빠】가 샴페인 잔을 들고 곧장 두 사람 앞으로 다가와 잭을 위아래로 훑어본다.</w:t>
+        <w:t>△ 프레스턴【자막: Preston Carter / 레이첼의 오빠】가 샴페인 잔을 들고 곧장 두 사람 앞으로 다가와 잭을 위아래로 훑어본다.</w:t>
       </w:r>
     </w:p>
     <w:p>
@@ -5960,7 +5960,7 @@
           <w:b/>
           <w:sz w:val="21"/>
         </w:rPr>
-        <w:t>마이크</w:t>
+        <w:t>프레스턴</w:t>
       </w:r>
       <w:r>
         <w:rPr>
@@ -6021,7 +6021,7 @@
           <w:b w:val="0"/>
           <w:sz w:val="21"/>
         </w:rPr>
-        <w:t>: 닥쳐, 마이크! 이 사람은 잭 리드, 내 약혼자야.</w:t>
+        <w:t>: 닥쳐, 프레스턴! 이 사람은 잭 설리번, 내 약혼자야.</w:t>
       </w:r>
     </w:p>
     <w:p>
@@ -6095,7 +6095,7 @@
           <w:b w:val="0"/>
           <w:sz w:val="21"/>
         </w:rPr>
-        <w:t>: 리드? 그런 가문은 들어본 적이 없는데?</w:t>
+        <w:t>: 설리번? 그런 가문은 들어본 적이 없는데?</w:t>
       </w:r>
     </w:p>
     <w:p>
@@ -6109,7 +6109,7 @@
           <w:color w:val="404040"/>
           <w:sz w:val="21"/>
         </w:rPr>
-        <w:t>△ 마이크가 잠시 멍해 있다가 이내 코웃음을 친다.</w:t>
+        <w:t>△ 프레스턴이 잠시 멍해 있다가 이내 코웃음을 친다.</w:t>
       </w:r>
     </w:p>
     <w:p>
@@ -6122,7 +6122,7 @@
           <w:b/>
           <w:sz w:val="21"/>
         </w:rPr>
-        <w:t>마이크</w:t>
+        <w:t>프레스턴</w:t>
       </w:r>
       <w:r>
         <w:rPr>
@@ -6183,7 +6183,7 @@
           <w:color w:val="404040"/>
           <w:sz w:val="21"/>
         </w:rPr>
-        <w:t>△ 마이크가 양손을 펼쳐 보인다.</w:t>
+        <w:t>△ 프레스턴이 양손을 펼쳐 보인다.</w:t>
       </w:r>
     </w:p>
     <w:p>
@@ -6196,7 +6196,7 @@
           <w:b/>
           <w:sz w:val="21"/>
         </w:rPr>
-        <w:t>마이크</w:t>
+        <w:t>프레스턴</w:t>
       </w:r>
       <w:r>
         <w:rPr>
@@ -6227,7 +6227,7 @@
           <w:color w:val="404040"/>
           <w:sz w:val="21"/>
         </w:rPr>
-        <w:t>△ 하객들이 입을 가리고 낮게 웃는다. 잭이 한 걸음 다가가 마이크를 똑바로 바라본다.</w:t>
+        <w:t>△ 하객들이 입을 가리고 낮게 웃는다. 잭이 한 걸음 다가가 프레스턴을 똑바로 바라본다.</w:t>
       </w:r>
     </w:p>
     <w:p>
@@ -6271,7 +6271,7 @@
           <w:color w:val="404040"/>
           <w:sz w:val="21"/>
         </w:rPr>
-        <w:t>△ 마이크의 안색이 변하며, 잭을 매섭게 노려본다.</w:t>
+        <w:t>△ 프레스턴의 안색이 변하며, 잭을 매섭게 노려본다.</w:t>
       </w:r>
     </w:p>
     <w:p>
@@ -6364,7 +6364,7 @@
           <w:color w:val="404040"/>
           <w:sz w:val="21"/>
         </w:rPr>
-        <w:t>△ 마이크가 재빨리 얼굴 가득 미소를 띠고 다가간다.</w:t>
+        <w:t>△ 프레스턴이 재빨리 얼굴 가득 미소를 띠고 다가간다.</w:t>
       </w:r>
     </w:p>
     <w:p>
@@ -6377,7 +6377,7 @@
           <w:b/>
           <w:sz w:val="21"/>
         </w:rPr>
-        <w:t>마이크</w:t>
+        <w:t>프레스턴</w:t>
       </w:r>
       <w:r>
         <w:rPr>
@@ -6408,7 +6408,7 @@
           <w:color w:val="404040"/>
           <w:sz w:val="21"/>
         </w:rPr>
-        <w:t>△ 마이크가 손을 들어 손가락을 튕긴다. 부하 두 명이 벨벳 천을 덮은 그림을 들고 다가와, 조심스럽게 전시대 위에 올려놓는다. 마이크가 벨벳 천 한쪽 끝을 잡고 확 걷어낸다.</w:t>
+        <w:t>△ 프레스턴이 손을 들어 손가락을 튕긴다. 부하 두 명이 벨벳 천을 덮은 그림을 들고 다가와, 조심스럽게 전시대 위에 올려놓는다. 프레스턴이 벨벳 천 한쪽 끝을 잡고 확 걷어낸다.</w:t>
       </w:r>
     </w:p>
     <w:p>
@@ -6435,7 +6435,7 @@
           <w:b/>
           <w:sz w:val="21"/>
         </w:rPr>
-        <w:t>마이크</w:t>
+        <w:t>프레스턴</w:t>
       </w:r>
       <w:r>
         <w:rPr>
@@ -6526,7 +6526,7 @@
           <w:b w:val="0"/>
           <w:sz w:val="21"/>
         </w:rPr>
-        <w:t>: 마이크 님 정말 대단하시네! 카터 그룹은 앞으로 분명 저분한테 넘어가겠어!</w:t>
+        <w:t>: 프레스턴 님 정말 대단하시네! 카터 그룹은 앞으로 분명 저분한테 넘어가겠어!</w:t>
       </w:r>
     </w:p>
     <w:p>
@@ -6570,7 +6570,7 @@
           <w:b w:val="0"/>
           <w:sz w:val="21"/>
         </w:rPr>
-        <w:t>: 좋구나, 인물의 표정이랑 빛과 그림자 표현이 다 훌륭해. 마이크, 마음을 많이 썼구나.</w:t>
+        <w:t>: 좋구나, 인물의 표정이랑 빛과 그림자 표현이 다 훌륭해. 프레스턴, 마음을 많이 썼구나.</w:t>
       </w:r>
     </w:p>
     <w:p>
@@ -6584,7 +6584,7 @@
           <w:color w:val="404040"/>
           <w:sz w:val="21"/>
         </w:rPr>
-        <w:t>△ 마이크가 득의양양한 얼굴로 곁눈질로 레이첼을 훑어본다.</w:t>
+        <w:t>△ 프레스턴이 득의양양한 얼굴로 곁눈질로 레이첼을 훑어본다.</w:t>
       </w:r>
     </w:p>
     <w:p>
@@ -6597,7 +6597,7 @@
           <w:b/>
           <w:sz w:val="21"/>
         </w:rPr>
-        <w:t>마이크</w:t>
+        <w:t>프레스턴</w:t>
       </w:r>
       <w:r>
         <w:rPr>
@@ -6627,7 +6627,7 @@
           <w:b/>
           <w:sz w:val="21"/>
         </w:rPr>
-        <w:t>마이크</w:t>
+        <w:t>프레스턴</w:t>
       </w:r>
       <w:r>
         <w:rPr>
@@ -6688,7 +6688,7 @@
           <w:b w:val="0"/>
           <w:sz w:val="21"/>
         </w:rPr>
-        <w:t>: 마이크 저 그림 너무 좋다, 당신— 정말 자신 있어요?</w:t>
+        <w:t>: 프레스턴 저 그림 너무 좋다, 당신— 정말 자신 있어요?</w:t>
       </w:r>
     </w:p>
     <w:p>
@@ -6875,7 +6875,7 @@
           <w:color w:val="595959"/>
           <w:sz w:val="20"/>
         </w:rPr>
-        <w:t>인물: 잭, 레이첼, 마이크, 아서, 부하, 하객들</w:t>
+        <w:t>인물: 잭, 레이첼, 프레스턴, 아서, 부하, 하객들</w:t>
       </w:r>
     </w:p>
     <w:p>
@@ -6889,7 +6889,7 @@
           <w:color w:val="404040"/>
           <w:sz w:val="21"/>
         </w:rPr>
-        <w:t>△ 마이크가 다가가, 못마땅한 듯 부서진 액자를 손가락으로 툭 건드린다.</w:t>
+        <w:t>△ 프레스턴이 다가가, 못마땅한 듯 부서진 액자를 손가락으로 툭 건드린다.</w:t>
       </w:r>
     </w:p>
     <w:p>
@@ -6902,7 +6902,7 @@
           <w:b/>
           <w:sz w:val="21"/>
         </w:rPr>
-        <w:t>마이크</w:t>
+        <w:t>프레스턴</w:t>
       </w:r>
       <w:r>
         <w:rPr>
@@ -7139,7 +7139,7 @@
           <w:color w:val="404040"/>
           <w:sz w:val="21"/>
         </w:rPr>
-        <w:t>△ 마이크가 입으로 쯧쯧 소리를 낸다.</w:t>
+        <w:t>△ 프레스턴이 입으로 쯧쯧 소리를 낸다.</w:t>
       </w:r>
     </w:p>
     <w:p>
@@ -7152,7 +7152,7 @@
           <w:b/>
           <w:sz w:val="21"/>
         </w:rPr>
-        <w:t>마이크</w:t>
+        <w:t>프레스턴</w:t>
       </w:r>
       <w:r>
         <w:rPr>
@@ -7183,7 +7183,7 @@
           <w:color w:val="404040"/>
           <w:sz w:val="21"/>
         </w:rPr>
-        <w:t>△ 마이크가 그 그림을 가리키며 얼굴 가득 불쾌한 표정을 짓는다.</w:t>
+        <w:t>△ 프레스턴이 그 그림을 가리키며 얼굴 가득 불쾌한 표정을 짓는다.</w:t>
       </w:r>
     </w:p>
     <w:p>
@@ -7196,7 +7196,7 @@
           <w:b/>
           <w:sz w:val="21"/>
         </w:rPr>
-        <w:t>마이크</w:t>
+        <w:t>프레스턴</w:t>
       </w:r>
       <w:r>
         <w:rPr>
@@ -7227,7 +7227,7 @@
           <w:color w:val="404040"/>
           <w:sz w:val="21"/>
         </w:rPr>
-        <w:t>△ 잭이 마이크를 바라보며 천천히 눈썹을 치켜올린다.</w:t>
+        <w:t>△ 잭이 프레스턴을 바라보며 천천히 눈썹을 치켜올린다.</w:t>
       </w:r>
     </w:p>
     <w:p>
@@ -7271,7 +7271,7 @@
           <w:color w:val="404040"/>
           <w:sz w:val="21"/>
         </w:rPr>
-        <w:t>△ 마이크가 경멸하듯 웃으며, 잭 앞으로 다가가 그를 뚫어지게 쳐다본다.</w:t>
+        <w:t>△ 프레스턴이 경멸하듯 웃으며, 잭 앞으로 다가가 그를 뚫어지게 쳐다본다.</w:t>
       </w:r>
     </w:p>
     <w:p>
@@ -7284,7 +7284,7 @@
           <w:b/>
           <w:sz w:val="21"/>
         </w:rPr>
-        <w:t>마이크</w:t>
+        <w:t>프레스턴</w:t>
       </w:r>
       <w:r>
         <w:rPr>
@@ -7315,7 +7315,7 @@
           <w:color w:val="404040"/>
           <w:sz w:val="21"/>
         </w:rPr>
-        <w:t>△ 마이크의 얼굴이 갑자기 싸늘해진다.</w:t>
+        <w:t>△ 프레스턴의 얼굴이 갑자기 싸늘해진다.</w:t>
       </w:r>
     </w:p>
     <w:p>
@@ -7328,7 +7328,7 @@
           <w:b/>
           <w:sz w:val="21"/>
         </w:rPr>
-        <w:t>마이크</w:t>
+        <w:t>프레스턴</w:t>
       </w:r>
       <w:r>
         <w:rPr>
@@ -7380,7 +7380,7 @@
           <w:b w:val="0"/>
           <w:sz w:val="21"/>
         </w:rPr>
-        <w:t>: 마이크, 너무 심하잖아!</w:t>
+        <w:t>: 프레스턴, 너무 심하잖아!</w:t>
       </w:r>
     </w:p>
     <w:p>
@@ -7480,7 +7480,7 @@
           <w:color w:val="404040"/>
           <w:sz w:val="21"/>
         </w:rPr>
-        <w:t>△ 마이크가 팔짱을 낀 채, 얼굴 가득 조롱하는 표정을 짓는다.</w:t>
+        <w:t>△ 프레스턴이 팔짱을 낀 채, 얼굴 가득 조롱하는 표정을 짓는다.</w:t>
       </w:r>
     </w:p>
     <w:p>
@@ -7493,7 +7493,7 @@
           <w:b/>
           <w:sz w:val="21"/>
         </w:rPr>
-        <w:t>마이크</w:t>
+        <w:t>프레스턴</w:t>
       </w:r>
       <w:r>
         <w:rPr>
@@ -7515,7 +7515,7 @@
           <w:color w:val="404040"/>
           <w:sz w:val="21"/>
         </w:rPr>
-        <w:t>△ 잭이 눈을 들어 마이크를 바라보며, 입꼬리를 살짝 올린다.</w:t>
+        <w:t>△ 잭이 눈을 들어 프레스턴을 바라보며, 입꼬리를 살짝 올린다.</w:t>
       </w:r>
     </w:p>
     <w:p>
@@ -7564,10 +7564,12 @@
           <w:color w:val="404040"/>
           <w:sz w:val="21"/>
         </w:rPr>
-        <w:t>△ 마이크가 그 자리에 굳는다. 얼굴 가득 충격이다.</w:t>
+        <w:t>△ 프레스턴이 그 자리에 굳는다. 얼굴 가득 충격이다.</w:t>
       </w:r>
     </w:p>
     <w:sectPr>
+      <w:headerReference w:type="default" r:id="rId9"/>
+      <w:footerReference w:type="default" r:id="rId10"/>
       <w:pgSz w:w="12240" w:h="15840"/>
       <w:pgMar w:top="1134" w:right="1134" w:bottom="1134" w:left="1134" w:header="720" w:footer="720" w:gutter="0"/>
       <w:cols w:space="720"/>
@@ -7575,6 +7577,26 @@
     </w:sectPr>
   </w:body>
 </w:document>
+</file>
+
+<file path=word/footer1.xml><?xml version="1.0" encoding="utf-8"?>
+<w:ftr xmlns:m="http://schemas.openxmlformats.org/officeDocument/2006/math" xmlns:mc="http://schemas.openxmlformats.org/markup-compatibility/2006" xmlns:mo="http://schemas.microsoft.com/office/mac/office/2008/main" xmlns:mv="urn:schemas-microsoft-com:mac:vml" xmlns:o="urn:schemas-microsoft-com:office:office" xmlns:r="http://schemas.openxmlformats.org/officeDocument/2006/relationships" xmlns:v="urn:schemas-microsoft-com:vml" xmlns:w10="urn:schemas-microsoft-com:office:word" xmlns:w14="http://schemas.microsoft.com/office/word/2010/wordml" xmlns:w="http://schemas.openxmlformats.org/wordprocessingml/2006/main" xmlns:wne="http://schemas.microsoft.com/office/word/2006/wordml" xmlns:wp14="http://schemas.microsoft.com/office/word/2010/wordprocessingDrawing" xmlns:wp="http://schemas.openxmlformats.org/drawingml/2006/wordprocessingDrawing" xmlns:wpc="http://schemas.microsoft.com/office/word/2010/wordprocessingCanvas" xmlns:wpg="http://schemas.microsoft.com/office/word/2010/wordprocessingGroup" xmlns:wpi="http://schemas.microsoft.com/office/word/2010/wordprocessingInk" xmlns:wps="http://schemas.microsoft.com/office/word/2010/wordprocessingShape" mc:Ignorable="w14 wp14">
+  <w:p>
+    <w:pPr>
+      <w:pStyle w:val="Footer"/>
+    </w:pPr>
+  </w:p>
+</w:ftr>
+</file>
+
+<file path=word/header1.xml><?xml version="1.0" encoding="utf-8"?>
+<w:hdr xmlns:m="http://schemas.openxmlformats.org/officeDocument/2006/math" xmlns:mc="http://schemas.openxmlformats.org/markup-compatibility/2006" xmlns:mo="http://schemas.microsoft.com/office/mac/office/2008/main" xmlns:mv="urn:schemas-microsoft-com:mac:vml" xmlns:o="urn:schemas-microsoft-com:office:office" xmlns:r="http://schemas.openxmlformats.org/officeDocument/2006/relationships" xmlns:v="urn:schemas-microsoft-com:vml" xmlns:w10="urn:schemas-microsoft-com:office:word" xmlns:w14="http://schemas.microsoft.com/office/word/2010/wordml" xmlns:w="http://schemas.openxmlformats.org/wordprocessingml/2006/main" xmlns:wne="http://schemas.microsoft.com/office/word/2006/wordml" xmlns:wp14="http://schemas.microsoft.com/office/word/2010/wordprocessingDrawing" xmlns:wp="http://schemas.openxmlformats.org/drawingml/2006/wordprocessingDrawing" xmlns:wpc="http://schemas.microsoft.com/office/word/2010/wordprocessingCanvas" xmlns:wpg="http://schemas.microsoft.com/office/word/2010/wordprocessingGroup" xmlns:wpi="http://schemas.microsoft.com/office/word/2010/wordprocessingInk" xmlns:wps="http://schemas.microsoft.com/office/word/2010/wordprocessingShape" mc:Ignorable="w14 wp14">
+  <w:p>
+    <w:pPr>
+      <w:pStyle w:val="Header"/>
+    </w:pPr>
+  </w:p>
+</w:hdr>
 </file>
 
 <file path=word/numbering.xml><?xml version="1.0" encoding="utf-8"?>
